--- a/courts/fifth-circuit/texas/federal/bankruptcy-northern-district/motion-brief/usage/OUTPUT-motion-brief.docx
+++ b/courts/fifth-circuit/texas/federal/bankruptcy-northern-district/motion-brief/usage/OUTPUT-motion-brief.docx
@@ -145,9 +145,7 @@
         <w:t xml:space="preserve"> </w:t>
       </w:r>
       <w:r>
-        <w:t xml:space="preserve">704</w:t>
-        <w:noBreakHyphen/>
-        <w:t xml:space="preserve">3984</w:t>
+        <w:t xml:space="preserve">704-⁠3984</w:t>
       </w:r>
     </w:p>
     <w:p>
@@ -546,9 +544,7 @@
               <w:t xml:space="preserve">Case No. </w:t>
             </w:r>
             <w:r>
-              <w:t xml:space="preserve">26</w:t>
-              <w:noBreakHyphen/>
-              <w:t xml:space="preserve">32515-swe7</w:t>
+              <w:t xml:space="preserve">26-⁠32515-swe7</w:t>
             </w:r>
           </w:p>
           <w:p>
@@ -568,9 +564,7 @@
               <w:t xml:space="preserve">Adversary Proceeding No. </w:t>
             </w:r>
             <w:r>
-              <w:t xml:space="preserve">26</w:t>
-              <w:noBreakHyphen/>
-              <w:t xml:space="preserve">03089-swe</w:t>
+              <w:t xml:space="preserve">26-⁠03089-swe</w:t>
             </w:r>
           </w:p>
         </w:tc>
@@ -12960,9 +12954,7 @@
         <w:t xml:space="preserve"> </w:t>
       </w:r>
       <w:r>
-        <w:t xml:space="preserve">26</w:t>
-        <w:noBreakHyphen/>
-        <w:t xml:space="preserve">3024,</w:t>
+        <w:t xml:space="preserve">26-⁠3024,</w:t>
       </w:r>
       <w:r>
         <w:t xml:space="preserve"> </w:t>
@@ -15167,11 +15159,7 @@
         <w:t xml:space="preserve"> </w:t>
       </w:r>
       <w:r>
-        <w:t xml:space="preserve">817</w:t>
-        <w:noBreakHyphen/>
-        <w:t xml:space="preserve">704</w:t>
-        <w:noBreakHyphen/>
-        <w:t xml:space="preserve">3984,</w:t>
+        <w:t xml:space="preserve">817-⁠704-⁠3984,</w:t>
       </w:r>
       <w:r>
         <w:t xml:space="preserve"> </w:t>
@@ -15183,11 +15171,7 @@
         <w:t xml:space="preserve"> </w:t>
       </w:r>
       <w:r>
-        <w:t xml:space="preserve">817</w:t>
-        <w:noBreakHyphen/>
-        <w:t xml:space="preserve">524</w:t>
-        <w:noBreakHyphen/>
-        <w:t xml:space="preserve">6686</w:t>
+        <w:t xml:space="preserve">817-⁠524-⁠6686</w:t>
       </w:r>
     </w:p>
     <w:p>
@@ -15249,9 +15233,7 @@
         <w:t xml:space="preserve"> </w:t>
       </w:r>
       <w:r>
-        <w:t xml:space="preserve">7007</w:t>
-        <w:noBreakHyphen/>
-        <w:t xml:space="preserve">1(a),</w:t>
+        <w:t xml:space="preserve">7007-⁠1(a),</w:t>
       </w:r>
       <w:r>
         <w:t xml:space="preserve"> </w:t>
